--- a/Finance Policies & Procedures/Contract Templates/Contract Templates - Home Office/Subawards (Fixed or Cost Reimb.)/Cost Reimbursable/Cost Reimbursable Subaward 2022-09 - USDOS - English.docx
+++ b/Finance Policies & Procedures/Contract Templates/Contract Templates - Home Office/Subawards (Fixed or Cost Reimb.)/Cost Reimbursable/Cost Reimbursable Subaward 2022-09 - USDOS - English.docx
@@ -1,6 +1,6 @@
 
 <file path=word/document.xml><?xml version="1.0" encoding="utf-8"?>
-<w:document xmlns:wpc="http://schemas.microsoft.com/office/word/2010/wordprocessingCanvas" xmlns:cx="http://schemas.microsoft.com/office/drawing/2014/chartex" xmlns:cx1="http://schemas.microsoft.com/office/drawing/2015/9/8/chartex" xmlns:cx2="http://schemas.microsoft.com/office/drawing/2015/10/21/chartex" xmlns:cx3="http://schemas.microsoft.com/office/drawing/2016/5/9/chartex" xmlns:cx4="http://schemas.microsoft.com/office/drawing/2016/5/10/chartex" xmlns:cx5="http://schemas.microsoft.com/office/drawing/2016/5/11/chartex" xmlns:cx6="http://schemas.microsoft.com/office/drawing/2016/5/12/chartex" xmlns:cx7="http://schemas.microsoft.com/office/drawing/2016/5/13/chartex" xmlns:cx8="http://schemas.microsoft.com/office/drawing/2016/5/14/chartex" xmlns:mc="http://schemas.openxmlformats.org/markup-compatibility/2006" xmlns:aink="http://schemas.microsoft.com/office/drawing/2016/ink" xmlns:am3d="http://schemas.microsoft.com/office/drawing/2017/model3d" xmlns:o="urn:schemas-microsoft-com:office:office" xmlns:oel="http://schemas.microsoft.com/office/2019/extlst" xmlns:r="http://schemas.openxmlformats.org/officeDocument/2006/relationships" xmlns:m="http://schemas.openxmlformats.org/officeDocument/2006/math" xmlns:v="urn:schemas-microsoft-com:vml" xmlns:wp14="http://schemas.microsoft.com/office/word/2010/wordprocessingDrawing" xmlns:wp="http://schemas.openxmlformats.org/drawingml/2006/wordprocessingDrawing" xmlns:w10="urn:schemas-microsoft-com:office:word" xmlns:w="http://schemas.openxmlformats.org/wordprocessingml/2006/main" xmlns:w14="http://schemas.microsoft.com/office/word/2010/wordml" xmlns:w15="http://schemas.microsoft.com/office/word/2012/wordml" xmlns:w16cex="http://schemas.microsoft.com/office/word/2018/wordml/cex" xmlns:w16cid="http://schemas.microsoft.com/office/word/2016/wordml/cid" xmlns:w16="http://schemas.microsoft.com/office/word/2018/wordml" xmlns:w16sdtdh="http://schemas.microsoft.com/office/word/2020/wordml/sdtdatahash" xmlns:w16se="http://schemas.microsoft.com/office/word/2015/wordml/symex" xmlns:wpg="http://schemas.microsoft.com/office/word/2010/wordprocessingGroup" xmlns:wpi="http://schemas.microsoft.com/office/word/2010/wordprocessingInk" xmlns:wne="http://schemas.microsoft.com/office/word/2006/wordml" xmlns:wps="http://schemas.microsoft.com/office/word/2010/wordprocessingShape" mc:Ignorable="w14 w15 w16se w16cid w16 w16cex w16sdtdh wp14">
+<w:document xmlns:wpc="http://schemas.microsoft.com/office/word/2010/wordprocessingCanvas" xmlns:cx="http://schemas.microsoft.com/office/drawing/2014/chartex" xmlns:cx1="http://schemas.microsoft.com/office/drawing/2015/9/8/chartex" xmlns:cx2="http://schemas.microsoft.com/office/drawing/2015/10/21/chartex" xmlns:cx3="http://schemas.microsoft.com/office/drawing/2016/5/9/chartex" xmlns:cx4="http://schemas.microsoft.com/office/drawing/2016/5/10/chartex" xmlns:cx5="http://schemas.microsoft.com/office/drawing/2016/5/11/chartex" xmlns:cx6="http://schemas.microsoft.com/office/drawing/2016/5/12/chartex" xmlns:cx7="http://schemas.microsoft.com/office/drawing/2016/5/13/chartex" xmlns:cx8="http://schemas.microsoft.com/office/drawing/2016/5/14/chartex" xmlns:mc="http://schemas.openxmlformats.org/markup-compatibility/2006" xmlns:aink="http://schemas.microsoft.com/office/drawing/2016/ink" xmlns:am3d="http://schemas.microsoft.com/office/drawing/2017/model3d" xmlns:o="urn:schemas-microsoft-com:office:office" xmlns:oel="http://schemas.microsoft.com/office/2019/extlst" xmlns:r="http://schemas.openxmlformats.org/officeDocument/2006/relationships" xmlns:m="http://schemas.openxmlformats.org/officeDocument/2006/math" xmlns:v="urn:schemas-microsoft-com:vml" xmlns:wp14="http://schemas.microsoft.com/office/word/2010/wordprocessingDrawing" xmlns:wp="http://schemas.openxmlformats.org/drawingml/2006/wordprocessingDrawing" xmlns:w10="urn:schemas-microsoft-com:office:word" xmlns:w="http://schemas.openxmlformats.org/wordprocessingml/2006/main" xmlns:w14="http://schemas.microsoft.com/office/word/2010/wordml" xmlns:w15="http://schemas.microsoft.com/office/word/2012/wordml" xmlns:w16cex="http://schemas.microsoft.com/office/word/2018/wordml/cex" xmlns:w16cid="http://schemas.microsoft.com/office/word/2016/wordml/cid" xmlns:w16="http://schemas.microsoft.com/office/word/2018/wordml" xmlns:w16du="http://schemas.microsoft.com/office/word/2023/wordml/word16du" xmlns:w16sdtdh="http://schemas.microsoft.com/office/word/2020/wordml/sdtdatahash" xmlns:w16sdtfl="http://schemas.microsoft.com/office/word/2024/wordml/sdtformatlock" xmlns:w16se="http://schemas.microsoft.com/office/word/2015/wordml/symex" xmlns:wpg="http://schemas.microsoft.com/office/word/2010/wordprocessingGroup" xmlns:wpi="http://schemas.microsoft.com/office/word/2010/wordprocessingInk" xmlns:wne="http://schemas.microsoft.com/office/word/2006/wordml" xmlns:wps="http://schemas.microsoft.com/office/word/2010/wordprocessingShape" mc:Ignorable="w14 w15 w16se w16cid w16 w16cex w16sdtdh w16sdtfl w16du wp14">
   <w:body>
     <w:p>
       <w:pPr>
@@ -386,7 +386,6 @@
             <w:pPr>
               <w:pStyle w:val="Heading2"/>
               <w:spacing w:line="276" w:lineRule="auto"/>
-              <w:outlineLvl w:val="1"/>
             </w:pPr>
             <w:r>
               <w:t xml:space="preserve">Article 1. </w:t>
@@ -423,7 +422,6 @@
             <w:pPr>
               <w:pStyle w:val="Heading3"/>
               <w:spacing w:line="276" w:lineRule="auto"/>
-              <w:outlineLvl w:val="2"/>
             </w:pPr>
             <w:r>
               <w:t>POA Sub-Award Number</w:t>
@@ -451,7 +449,6 @@
             <w:pPr>
               <w:pStyle w:val="Heading3"/>
               <w:spacing w:line="276" w:lineRule="auto"/>
-              <w:outlineLvl w:val="2"/>
             </w:pPr>
             <w:r>
               <w:t>Sub-Award Project Title</w:t>
@@ -479,7 +476,6 @@
             <w:pPr>
               <w:pStyle w:val="Heading3"/>
               <w:spacing w:line="276" w:lineRule="auto"/>
-              <w:outlineLvl w:val="2"/>
             </w:pPr>
             <w:r>
               <w:t>Legal Recipient Name, Address,</w:t>
@@ -513,7 +509,6 @@
             <w:pPr>
               <w:pStyle w:val="Heading3"/>
               <w:spacing w:line="276" w:lineRule="auto"/>
-              <w:outlineLvl w:val="2"/>
             </w:pPr>
             <w:r>
               <w:t xml:space="preserve">Recipient Universal </w:t>
@@ -547,7 +542,6 @@
             <w:pPr>
               <w:pStyle w:val="Heading3"/>
               <w:spacing w:line="276" w:lineRule="auto"/>
-              <w:outlineLvl w:val="2"/>
             </w:pPr>
             <w:r>
               <w:t>Type of Recipient</w:t>
@@ -601,7 +595,6 @@
             <w:pPr>
               <w:pStyle w:val="Heading3"/>
               <w:spacing w:line="276" w:lineRule="auto"/>
-              <w:outlineLvl w:val="2"/>
             </w:pPr>
             <w:r>
               <w:t>Sub-Awardee’s Authorized Representative</w:t>
@@ -629,7 +622,6 @@
             <w:pPr>
               <w:pStyle w:val="Heading3"/>
               <w:spacing w:line="276" w:lineRule="auto"/>
-              <w:outlineLvl w:val="2"/>
             </w:pPr>
             <w:r>
               <w:t xml:space="preserve">POA Authorized Technical Representative </w:t>
@@ -657,7 +649,6 @@
             <w:pPr>
               <w:pStyle w:val="Heading3"/>
               <w:spacing w:line="276" w:lineRule="auto"/>
-              <w:outlineLvl w:val="2"/>
             </w:pPr>
             <w:r>
               <w:t>POA Authorized Administrative/Contractual Representative</w:t>
@@ -685,7 +676,6 @@
             <w:pPr>
               <w:pStyle w:val="Heading3"/>
               <w:spacing w:line="276" w:lineRule="auto"/>
-              <w:outlineLvl w:val="2"/>
             </w:pPr>
             <w:r>
               <w:t>Period of Performance</w:t>
@@ -728,7 +718,6 @@
             <w:pPr>
               <w:pStyle w:val="Heading3"/>
               <w:spacing w:line="276" w:lineRule="auto"/>
-              <w:outlineLvl w:val="2"/>
             </w:pPr>
             <w:r>
               <w:t>Award Amount</w:t>
@@ -771,7 +760,6 @@
             <w:pPr>
               <w:pStyle w:val="Heading3"/>
               <w:spacing w:line="276" w:lineRule="auto"/>
-              <w:outlineLvl w:val="2"/>
             </w:pPr>
             <w:r>
               <w:t>Cost Share</w:t>
@@ -814,7 +802,6 @@
             <w:pPr>
               <w:pStyle w:val="Heading3"/>
               <w:spacing w:line="276" w:lineRule="auto"/>
-              <w:outlineLvl w:val="2"/>
             </w:pPr>
             <w:r>
               <w:t>Cost Leverage</w:t>
@@ -860,7 +847,6 @@
             <w:pPr>
               <w:pStyle w:val="Heading3"/>
               <w:spacing w:line="276" w:lineRule="auto"/>
-              <w:outlineLvl w:val="2"/>
             </w:pPr>
             <w:r>
               <w:t>Total Estimated Sub-Award Amount</w:t>
@@ -906,7 +892,6 @@
             <w:pPr>
               <w:pStyle w:val="Heading3"/>
               <w:spacing w:line="276" w:lineRule="auto"/>
-              <w:outlineLvl w:val="2"/>
             </w:pPr>
             <w:r>
               <w:t>Obligated Amount</w:t>
@@ -937,7 +922,6 @@
             <w:pPr>
               <w:pStyle w:val="Heading3"/>
               <w:spacing w:line="276" w:lineRule="auto"/>
-              <w:outlineLvl w:val="2"/>
             </w:pPr>
             <w:r>
               <w:t>Indirect Cost Methodology</w:t>
@@ -971,7 +955,6 @@
             <w:pPr>
               <w:pStyle w:val="Heading3"/>
               <w:spacing w:line="276" w:lineRule="auto"/>
-              <w:outlineLvl w:val="2"/>
             </w:pPr>
             <w:r>
               <w:t>Treatment of Program Income</w:t>
@@ -1035,7 +1018,6 @@
                 <w:numId w:val="0"/>
               </w:numPr>
               <w:spacing w:before="0" w:line="276" w:lineRule="auto"/>
-              <w:outlineLvl w:val="0"/>
             </w:pPr>
           </w:p>
         </w:tc>
@@ -1069,7 +1051,6 @@
             <w:pPr>
               <w:pStyle w:val="Heading2"/>
               <w:spacing w:line="276" w:lineRule="auto"/>
-              <w:outlineLvl w:val="1"/>
             </w:pPr>
             <w:r>
               <w:t xml:space="preserve">Article 2. </w:t>
@@ -1110,7 +1091,6 @@
                 <w:numId w:val="6"/>
               </w:numPr>
               <w:spacing w:line="276" w:lineRule="auto"/>
-              <w:outlineLvl w:val="2"/>
             </w:pPr>
             <w:r>
               <w:t xml:space="preserve"> </w:t>
@@ -1144,7 +1124,6 @@
             <w:pPr>
               <w:pStyle w:val="Heading3"/>
               <w:spacing w:line="276" w:lineRule="auto"/>
-              <w:outlineLvl w:val="2"/>
             </w:pPr>
             <w:r>
               <w:t>Prime Award Name</w:t>
@@ -1172,7 +1151,6 @@
             <w:pPr>
               <w:pStyle w:val="Heading3"/>
               <w:spacing w:line="276" w:lineRule="auto"/>
-              <w:outlineLvl w:val="2"/>
             </w:pPr>
             <w:r>
               <w:t>Prime Award Date</w:t>
@@ -1200,7 +1178,6 @@
             <w:pPr>
               <w:pStyle w:val="Heading3"/>
               <w:spacing w:line="276" w:lineRule="auto"/>
-              <w:outlineLvl w:val="2"/>
             </w:pPr>
             <w:r>
               <w:t>Prime Award Period of Performance</w:t>
@@ -1228,7 +1205,6 @@
             <w:pPr>
               <w:pStyle w:val="Heading3"/>
               <w:spacing w:line="276" w:lineRule="auto"/>
-              <w:outlineLvl w:val="2"/>
             </w:pPr>
             <w:r>
               <w:t>Authorized Geographic Code</w:t>
@@ -1256,7 +1232,6 @@
             <w:pPr>
               <w:pStyle w:val="Heading3"/>
               <w:spacing w:line="276" w:lineRule="auto"/>
-              <w:outlineLvl w:val="2"/>
             </w:pPr>
             <w:r>
               <w:t>Awarding Entity</w:t>
@@ -1287,7 +1262,6 @@
             <w:pPr>
               <w:pStyle w:val="Heading3"/>
               <w:spacing w:line="276" w:lineRule="auto"/>
-              <w:outlineLvl w:val="2"/>
             </w:pPr>
             <w:r>
               <w:t>CDFA Number</w:t>
@@ -1315,7 +1289,6 @@
             <w:pPr>
               <w:pStyle w:val="Heading3"/>
               <w:spacing w:line="276" w:lineRule="auto"/>
-              <w:outlineLvl w:val="2"/>
             </w:pPr>
             <w:r>
               <w:t>R&amp;D Award Identification</w:t>
@@ -1353,7 +1326,6 @@
         <w:spacing w:line="276" w:lineRule="auto"/>
       </w:pPr>
       <w:r>
-        <w:lastRenderedPageBreak/>
         <w:t>Section II: POA Terms and Conditions</w:t>
       </w:r>
     </w:p>
@@ -6540,6 +6512,256 @@
           <w:highlight w:val="yellow"/>
         </w:rPr>
       </w:pPr>
+    </w:p>
+    <w:p>
+      <w:pPr>
+        <w:spacing w:after="0"/>
+        <w:rPr>
+          <w:highlight w:val="yellow"/>
+        </w:rPr>
+      </w:pPr>
+    </w:p>
+    <w:p>
+      <w:pPr>
+        <w:pStyle w:val="Heading2"/>
+        <w:spacing w:line="276" w:lineRule="auto"/>
+        <w:rPr>
+          <w:b/>
+        </w:rPr>
+      </w:pPr>
+      <w:r>
+        <w:t xml:space="preserve">Article </w:t>
+      </w:r>
+      <w:r>
+        <w:rPr>
+          <w:bCs/>
+        </w:rPr>
+        <w:t>40</w:t>
+      </w:r>
+      <w:r>
+        <w:t xml:space="preserve">. </w:t>
+      </w:r>
+      <w:r>
+        <w:t xml:space="preserve">Interest Earned on Federal Advances </w:t>
+      </w:r>
+    </w:p>
+    <w:p>
+      <w:pPr>
+        <w:spacing w:after="80" w:line="276" w:lineRule="auto"/>
+        <w:jc w:val="both"/>
+      </w:pPr>
+      <w:r>
+        <w:rPr>
+          <w:b/>
+          <w:bCs/>
+        </w:rPr>
+        <w:t xml:space="preserve">General Requirement. </w:t>
+      </w:r>
+      <w:r>
+        <w:t>When the Sub-Awardee receives advance payments of federal funds under this Sub-Agreement, those funds must be deposited and maintained in insured, interest-bearing accounts, consistent with 2 CFR 200.305(b)(10)–(11). The requirement to maintain advances in an interest-bearing account does not apply if any of the following conditions are met:</w:t>
+      </w:r>
+    </w:p>
+    <w:p>
+      <w:pPr>
+        <w:spacing w:after="60" w:line="276" w:lineRule="auto"/>
+        <w:ind w:left="576" w:hanging="576"/>
+        <w:jc w:val="both"/>
+      </w:pPr>
+      <w:r>
+        <w:t>(i)  the Sub-Awardee receives less than $250,000 in federal funding per year across all federal awards;</w:t>
+      </w:r>
+    </w:p>
+    <w:p>
+      <w:pPr>
+        <w:spacing w:after="60" w:line="276" w:lineRule="auto"/>
+        <w:ind w:left="576" w:hanging="576"/>
+        <w:jc w:val="both"/>
+      </w:pPr>
+      <w:r>
+        <w:t>(ii)  the best available interest-bearing account would not reasonably be expected to earn interest in excess of $500 per year on federal cash balances;</w:t>
+      </w:r>
+    </w:p>
+    <w:p>
+      <w:pPr>
+        <w:spacing w:after="60" w:line="276" w:lineRule="auto"/>
+        <w:ind w:left="576" w:hanging="576"/>
+        <w:jc w:val="both"/>
+      </w:pPr>
+      <w:r>
+        <w:t>(iii)  the depository would require an average or minimum balance so high that it would not be feasible given expected federal and non-federal cash resources;</w:t>
+      </w:r>
+    </w:p>
+    <w:p>
+      <w:pPr>
+        <w:spacing w:after="60" w:line="276" w:lineRule="auto"/>
+        <w:ind w:left="576" w:hanging="576"/>
+        <w:jc w:val="both"/>
+      </w:pPr>
+      <w:r>
+        <w:t>(iv)  a foreign government or banking system prohibits or precludes interest-bearing accounts; or</w:t>
+      </w:r>
+    </w:p>
+    <w:p>
+      <w:pPr>
+        <w:pStyle w:val="ListParagraph"/>
+        <w:numPr>
+          <w:ilvl w:val="0"/>
+          <w:numId w:val="56"/>
+        </w:numPr>
+        <w:spacing w:after="60" w:line="276" w:lineRule="auto"/>
+        <w:jc w:val="both"/>
+      </w:pPr>
+      <w:r>
+        <w:t>an interest-bearing account is not readily accessible due to public or political unrest or similar conditions in the country of performance.</w:t>
+      </w:r>
+    </w:p>
+    <w:p>
+      <w:pPr>
+        <w:pStyle w:val="ListParagraph"/>
+        <w:spacing w:after="60" w:line="276" w:lineRule="auto"/>
+        <w:ind w:left="1440"/>
+        <w:jc w:val="both"/>
+      </w:pPr>
+    </w:p>
+    <w:p>
+      <w:pPr>
+        <w:spacing w:after="80" w:line="276" w:lineRule="auto"/>
+        <w:jc w:val="both"/>
+      </w:pPr>
+      <w:r>
+        <w:rPr>
+          <w:b/>
+          <w:bCs/>
+        </w:rPr>
+        <w:t xml:space="preserve">Retention and Remittance. </w:t>
+      </w:r>
+      <w:r>
+        <w:t xml:space="preserve">All interest earned per year must be remitted to PARTNERS. PARTNERS will be responsible for remitting those proceeds back to the U.S. government as required on the federal prime award. </w:t>
+      </w:r>
+    </w:p>
+    <w:p>
+      <w:pPr>
+        <w:spacing w:after="80" w:line="276" w:lineRule="auto"/>
+        <w:jc w:val="both"/>
+      </w:pPr>
+    </w:p>
+    <w:p>
+      <w:pPr>
+        <w:spacing w:after="80" w:line="276" w:lineRule="auto"/>
+        <w:jc w:val="both"/>
+      </w:pPr>
+      <w:r>
+        <w:rPr>
+          <w:b/>
+          <w:bCs/>
+        </w:rPr>
+        <w:t xml:space="preserve">Monthly Reporting. </w:t>
+      </w:r>
+      <w:r>
+        <w:t xml:space="preserve">The Sub-Awardee shall report to PARTNERS all interest earned on federal advance payments as part of the monthly financial report required under Section IV, Article 3 of this Sub-Agreement. The interest earned in the month will be reported on the invoice. </w:t>
+      </w:r>
+    </w:p>
+    <w:p>
+      <w:pPr>
+        <w:spacing w:after="80" w:line="276" w:lineRule="auto"/>
+        <w:jc w:val="both"/>
+      </w:pPr>
+      <w:r>
+        <w:t>The monthly interest report must include, at a minimum:</w:t>
+      </w:r>
+    </w:p>
+    <w:p>
+      <w:pPr>
+        <w:spacing w:after="60" w:line="276" w:lineRule="auto"/>
+        <w:ind w:left="576" w:hanging="576"/>
+        <w:jc w:val="both"/>
+      </w:pPr>
+      <w:r>
+        <w:t>(i)  the interest rate(s) applicable during the period; and</w:t>
+      </w:r>
+    </w:p>
+    <w:p>
+      <w:pPr>
+        <w:spacing w:after="60" w:line="276" w:lineRule="auto"/>
+        <w:ind w:left="576" w:hanging="576"/>
+        <w:jc w:val="both"/>
+      </w:pPr>
+      <w:r>
+        <w:t>(ii)  the total interest earned on federal funds during the reporting period</w:t>
+      </w:r>
+      <w:r>
+        <w:t>.</w:t>
+      </w:r>
+    </w:p>
+    <w:p>
+      <w:pPr>
+        <w:spacing w:after="60" w:line="276" w:lineRule="auto"/>
+        <w:ind w:left="576" w:hanging="576"/>
+        <w:jc w:val="both"/>
+      </w:pPr>
+    </w:p>
+    <w:p>
+      <w:pPr>
+        <w:spacing w:after="80" w:line="276" w:lineRule="auto"/>
+        <w:jc w:val="both"/>
+      </w:pPr>
+      <w:r>
+        <w:rPr>
+          <w:b/>
+          <w:bCs/>
+        </w:rPr>
+        <w:t xml:space="preserve">Annual Remittance. </w:t>
+      </w:r>
+      <w:r>
+        <w:t>Any interest earned on federal advance payments must be remitted to PARTNERS no later than 30 calendar days after the end of each fiscal year (September 30), or upon earlier request by PARTNERS. At final closeout, all unremitted interest must be included in the final financial report and remitted to PARTNERS concurrently with the submission of the final invoice.</w:t>
+      </w:r>
+    </w:p>
+    <w:p>
+      <w:pPr>
+        <w:spacing w:after="80" w:line="276" w:lineRule="auto"/>
+        <w:jc w:val="both"/>
+      </w:pPr>
+    </w:p>
+    <w:p>
+      <w:pPr>
+        <w:spacing w:after="80" w:line="276" w:lineRule="auto"/>
+        <w:jc w:val="both"/>
+      </w:pPr>
+      <w:r>
+        <w:rPr>
+          <w:b/>
+          <w:bCs/>
+        </w:rPr>
+        <w:t xml:space="preserve">Exception — Reimbursement-Only Awards. </w:t>
+      </w:r>
+      <w:r>
+        <w:t>When advances are not authorized under this Sub-Agreement and the Sub-Awardee is paid exclusively on a reimbursement basis, this Article does not apply. In that circumstance, the Sub-Awardee is not required to maintain federal funds in an interest-bearing account and no interest reporting obligation arises.</w:t>
+      </w:r>
+    </w:p>
+    <w:p>
+      <w:pPr>
+        <w:spacing w:after="80" w:line="276" w:lineRule="auto"/>
+        <w:jc w:val="both"/>
+      </w:pPr>
+    </w:p>
+    <w:p>
+      <w:pPr>
+        <w:spacing w:line="276" w:lineRule="auto"/>
+        <w:jc w:val="both"/>
+        <w:rPr>
+          <w:rFonts w:cs="Times New Roman"/>
+        </w:rPr>
+      </w:pPr>
+      <w:r>
+        <w:rPr>
+          <w:b/>
+          <w:bCs/>
+        </w:rPr>
+        <w:t xml:space="preserve">Recordkeeping. </w:t>
+      </w:r>
+      <w:r>
+        <w:t>The Sub-Awardee must maintain documentation sufficient to support all interest calculations, remittances, and administrative retentions reported under this Article for the full record retention period required by 2 CFR 200.334.</w:t>
+      </w:r>
     </w:p>
     <w:p>
       <w:pPr>
@@ -10894,7 +11116,7 @@
 </file>
 
 <file path=word/numbering.xml><?xml version="1.0" encoding="utf-8"?>
-<w:numbering xmlns:wpc="http://schemas.microsoft.com/office/word/2010/wordprocessingCanvas" xmlns:cx="http://schemas.microsoft.com/office/drawing/2014/chartex" xmlns:cx1="http://schemas.microsoft.com/office/drawing/2015/9/8/chartex" xmlns:cx2="http://schemas.microsoft.com/office/drawing/2015/10/21/chartex" xmlns:cx3="http://schemas.microsoft.com/office/drawing/2016/5/9/chartex" xmlns:cx4="http://schemas.microsoft.com/office/drawing/2016/5/10/chartex" xmlns:cx5="http://schemas.microsoft.com/office/drawing/2016/5/11/chartex" xmlns:cx6="http://schemas.microsoft.com/office/drawing/2016/5/12/chartex" xmlns:cx7="http://schemas.microsoft.com/office/drawing/2016/5/13/chartex" xmlns:cx8="http://schemas.microsoft.com/office/drawing/2016/5/14/chartex" xmlns:mc="http://schemas.openxmlformats.org/markup-compatibility/2006" xmlns:aink="http://schemas.microsoft.com/office/drawing/2016/ink" xmlns:am3d="http://schemas.microsoft.com/office/drawing/2017/model3d" xmlns:o="urn:schemas-microsoft-com:office:office" xmlns:oel="http://schemas.microsoft.com/office/2019/extlst" xmlns:r="http://schemas.openxmlformats.org/officeDocument/2006/relationships" xmlns:m="http://schemas.openxmlformats.org/officeDocument/2006/math" xmlns:v="urn:schemas-microsoft-com:vml" xmlns:wp14="http://schemas.microsoft.com/office/word/2010/wordprocessingDrawing" xmlns:wp="http://schemas.openxmlformats.org/drawingml/2006/wordprocessingDrawing" xmlns:w10="urn:schemas-microsoft-com:office:word" xmlns:w="http://schemas.openxmlformats.org/wordprocessingml/2006/main" xmlns:w14="http://schemas.microsoft.com/office/word/2010/wordml" xmlns:w15="http://schemas.microsoft.com/office/word/2012/wordml" xmlns:w16cex="http://schemas.microsoft.com/office/word/2018/wordml/cex" xmlns:w16cid="http://schemas.microsoft.com/office/word/2016/wordml/cid" xmlns:w16="http://schemas.microsoft.com/office/word/2018/wordml" xmlns:w16sdtdh="http://schemas.microsoft.com/office/word/2020/wordml/sdtdatahash" xmlns:w16se="http://schemas.microsoft.com/office/word/2015/wordml/symex" xmlns:wpg="http://schemas.microsoft.com/office/word/2010/wordprocessingGroup" xmlns:wpi="http://schemas.microsoft.com/office/word/2010/wordprocessingInk" xmlns:wne="http://schemas.microsoft.com/office/word/2006/wordml" xmlns:wps="http://schemas.microsoft.com/office/word/2010/wordprocessingShape" mc:Ignorable="w14 w15 w16se w16cid w16 w16cex w16sdtdh wp14">
+<w:numbering xmlns:wpc="http://schemas.microsoft.com/office/word/2010/wordprocessingCanvas" xmlns:cx="http://schemas.microsoft.com/office/drawing/2014/chartex" xmlns:cx1="http://schemas.microsoft.com/office/drawing/2015/9/8/chartex" xmlns:cx2="http://schemas.microsoft.com/office/drawing/2015/10/21/chartex" xmlns:cx3="http://schemas.microsoft.com/office/drawing/2016/5/9/chartex" xmlns:cx4="http://schemas.microsoft.com/office/drawing/2016/5/10/chartex" xmlns:cx5="http://schemas.microsoft.com/office/drawing/2016/5/11/chartex" xmlns:cx6="http://schemas.microsoft.com/office/drawing/2016/5/12/chartex" xmlns:cx7="http://schemas.microsoft.com/office/drawing/2016/5/13/chartex" xmlns:cx8="http://schemas.microsoft.com/office/drawing/2016/5/14/chartex" xmlns:mc="http://schemas.openxmlformats.org/markup-compatibility/2006" xmlns:aink="http://schemas.microsoft.com/office/drawing/2016/ink" xmlns:am3d="http://schemas.microsoft.com/office/drawing/2017/model3d" xmlns:o="urn:schemas-microsoft-com:office:office" xmlns:oel="http://schemas.microsoft.com/office/2019/extlst" xmlns:r="http://schemas.openxmlformats.org/officeDocument/2006/relationships" xmlns:m="http://schemas.openxmlformats.org/officeDocument/2006/math" xmlns:v="urn:schemas-microsoft-com:vml" xmlns:wp14="http://schemas.microsoft.com/office/word/2010/wordprocessingDrawing" xmlns:wp="http://schemas.openxmlformats.org/drawingml/2006/wordprocessingDrawing" xmlns:w10="urn:schemas-microsoft-com:office:word" xmlns:w="http://schemas.openxmlformats.org/wordprocessingml/2006/main" xmlns:w14="http://schemas.microsoft.com/office/word/2010/wordml" xmlns:w15="http://schemas.microsoft.com/office/word/2012/wordml" xmlns:w16cex="http://schemas.microsoft.com/office/word/2018/wordml/cex" xmlns:w16cid="http://schemas.microsoft.com/office/word/2016/wordml/cid" xmlns:w16="http://schemas.microsoft.com/office/word/2018/wordml" xmlns:w16du="http://schemas.microsoft.com/office/word/2023/wordml/word16du" xmlns:w16sdtdh="http://schemas.microsoft.com/office/word/2020/wordml/sdtdatahash" xmlns:w16sdtfl="http://schemas.microsoft.com/office/word/2024/wordml/sdtformatlock" xmlns:w16se="http://schemas.microsoft.com/office/word/2015/wordml/symex" xmlns:wpg="http://schemas.microsoft.com/office/word/2010/wordprocessingGroup" xmlns:wpi="http://schemas.microsoft.com/office/word/2010/wordprocessingInk" xmlns:wne="http://schemas.microsoft.com/office/word/2006/wordml" xmlns:wps="http://schemas.microsoft.com/office/word/2010/wordprocessingShape" mc:Ignorable="w14 w15 w16se w16cid w16 w16cex w16sdtdh w16sdtfl w16du wp14">
   <w:abstractNum w:abstractNumId="0" w15:restartNumberingAfterBreak="0">
     <w:nsid w:val="03E3414E"/>
     <w:multiLevelType w:val="hybridMultilevel"/>
@@ -13518,6 +13740,87 @@
     </w:lvl>
   </w:abstractNum>
   <w:abstractNum w:abstractNumId="30" w15:restartNumberingAfterBreak="0">
+    <w:nsid w:val="69C452EE"/>
+    <w:multiLevelType w:val="hybridMultilevel"/>
+    <w:tmpl w:val="229C393C"/>
+    <w:lvl w:ilvl="0" w:tplc="44865A76">
+      <w:start w:val="1"/>
+      <w:numFmt w:val="lowerRoman"/>
+      <w:lvlText w:val="(%1)"/>
+      <w:lvlJc w:val="left"/>
+      <w:pPr>
+        <w:ind w:left="1440" w:hanging="360"/>
+      </w:pPr>
+      <w:rPr>
+        <w:rFonts w:ascii="Times New Roman" w:eastAsiaTheme="minorHAnsi" w:hAnsi="Times New Roman" w:cs="Times New Roman"/>
+      </w:rPr>
+    </w:lvl>
+    <w:lvl w:ilvl="1" w:tplc="EDE4FAB8">
+      <w:numFmt w:val="decimal"/>
+      <w:lvlText w:val=""/>
+      <w:lvlJc w:val="left"/>
+      <w:pPr>
+        <w:ind w:left="720" w:firstLine="0"/>
+      </w:pPr>
+    </w:lvl>
+    <w:lvl w:ilvl="2" w:tplc="2C26FBFC">
+      <w:numFmt w:val="decimal"/>
+      <w:lvlText w:val=""/>
+      <w:lvlJc w:val="left"/>
+      <w:pPr>
+        <w:ind w:left="720" w:firstLine="0"/>
+      </w:pPr>
+    </w:lvl>
+    <w:lvl w:ilvl="3" w:tplc="866EABAC">
+      <w:numFmt w:val="decimal"/>
+      <w:lvlText w:val=""/>
+      <w:lvlJc w:val="left"/>
+      <w:pPr>
+        <w:ind w:left="720" w:firstLine="0"/>
+      </w:pPr>
+    </w:lvl>
+    <w:lvl w:ilvl="4" w:tplc="5080AD5A">
+      <w:numFmt w:val="decimal"/>
+      <w:lvlText w:val=""/>
+      <w:lvlJc w:val="left"/>
+      <w:pPr>
+        <w:ind w:left="720" w:firstLine="0"/>
+      </w:pPr>
+    </w:lvl>
+    <w:lvl w:ilvl="5" w:tplc="EF226E08">
+      <w:numFmt w:val="decimal"/>
+      <w:lvlText w:val=""/>
+      <w:lvlJc w:val="left"/>
+      <w:pPr>
+        <w:ind w:left="720" w:firstLine="0"/>
+      </w:pPr>
+    </w:lvl>
+    <w:lvl w:ilvl="6" w:tplc="975E7EA4">
+      <w:numFmt w:val="decimal"/>
+      <w:lvlText w:val=""/>
+      <w:lvlJc w:val="left"/>
+      <w:pPr>
+        <w:ind w:left="720" w:firstLine="0"/>
+      </w:pPr>
+    </w:lvl>
+    <w:lvl w:ilvl="7" w:tplc="CE5409CA">
+      <w:numFmt w:val="decimal"/>
+      <w:lvlText w:val=""/>
+      <w:lvlJc w:val="left"/>
+      <w:pPr>
+        <w:ind w:left="720" w:firstLine="0"/>
+      </w:pPr>
+    </w:lvl>
+    <w:lvl w:ilvl="8" w:tplc="FCBC6C14">
+      <w:numFmt w:val="decimal"/>
+      <w:lvlText w:val=""/>
+      <w:lvlJc w:val="left"/>
+      <w:pPr>
+        <w:ind w:left="720" w:firstLine="0"/>
+      </w:pPr>
+    </w:lvl>
+  </w:abstractNum>
+  <w:abstractNum w:abstractNumId="31" w15:restartNumberingAfterBreak="0">
     <w:nsid w:val="69DD0523"/>
     <w:multiLevelType w:val="hybridMultilevel"/>
     <w:tmpl w:val="41722172"/>
@@ -13603,7 +13906,7 @@
       </w:pPr>
     </w:lvl>
   </w:abstractNum>
-  <w:abstractNum w:abstractNumId="31" w15:restartNumberingAfterBreak="0">
+  <w:abstractNum w:abstractNumId="32" w15:restartNumberingAfterBreak="0">
     <w:nsid w:val="6B5614D7"/>
     <w:multiLevelType w:val="hybridMultilevel"/>
     <w:tmpl w:val="76E23F56"/>
@@ -13692,7 +13995,7 @@
       </w:pPr>
     </w:lvl>
   </w:abstractNum>
-  <w:abstractNum w:abstractNumId="32" w15:restartNumberingAfterBreak="0">
+  <w:abstractNum w:abstractNumId="33" w15:restartNumberingAfterBreak="0">
     <w:nsid w:val="6B9E4EAC"/>
     <w:multiLevelType w:val="hybridMultilevel"/>
     <w:tmpl w:val="DF289754"/>
@@ -13778,7 +14081,7 @@
       </w:pPr>
     </w:lvl>
   </w:abstractNum>
-  <w:abstractNum w:abstractNumId="33" w15:restartNumberingAfterBreak="0">
+  <w:abstractNum w:abstractNumId="34" w15:restartNumberingAfterBreak="0">
     <w:nsid w:val="6CAF3C72"/>
     <w:multiLevelType w:val="hybridMultilevel"/>
     <w:tmpl w:val="D2A809A0"/>
@@ -13864,7 +14167,7 @@
       </w:pPr>
     </w:lvl>
   </w:abstractNum>
-  <w:abstractNum w:abstractNumId="34" w15:restartNumberingAfterBreak="0">
+  <w:abstractNum w:abstractNumId="35" w15:restartNumberingAfterBreak="0">
     <w:nsid w:val="703209FA"/>
     <w:multiLevelType w:val="hybridMultilevel"/>
     <w:tmpl w:val="F870A9DC"/>
@@ -13950,7 +14253,7 @@
       </w:pPr>
     </w:lvl>
   </w:abstractNum>
-  <w:abstractNum w:abstractNumId="35" w15:restartNumberingAfterBreak="0">
+  <w:abstractNum w:abstractNumId="36" w15:restartNumberingAfterBreak="0">
     <w:nsid w:val="705E24D0"/>
     <w:multiLevelType w:val="hybridMultilevel"/>
     <w:tmpl w:val="E04C47B2"/>
@@ -14036,7 +14339,7 @@
       </w:pPr>
     </w:lvl>
   </w:abstractNum>
-  <w:abstractNum w:abstractNumId="36" w15:restartNumberingAfterBreak="0">
+  <w:abstractNum w:abstractNumId="37" w15:restartNumberingAfterBreak="0">
     <w:nsid w:val="7474563D"/>
     <w:multiLevelType w:val="hybridMultilevel"/>
     <w:tmpl w:val="BAEEC20E"/>
@@ -14122,7 +14425,7 @@
       </w:pPr>
     </w:lvl>
   </w:abstractNum>
-  <w:abstractNum w:abstractNumId="37" w15:restartNumberingAfterBreak="0">
+  <w:abstractNum w:abstractNumId="38" w15:restartNumberingAfterBreak="0">
     <w:nsid w:val="75FB6A02"/>
     <w:multiLevelType w:val="hybridMultilevel"/>
     <w:tmpl w:val="63DEAB28"/>
@@ -14208,7 +14511,7 @@
       </w:pPr>
     </w:lvl>
   </w:abstractNum>
-  <w:abstractNum w:abstractNumId="38" w15:restartNumberingAfterBreak="0">
+  <w:abstractNum w:abstractNumId="39" w15:restartNumberingAfterBreak="0">
     <w:nsid w:val="78176C02"/>
     <w:multiLevelType w:val="hybridMultilevel"/>
     <w:tmpl w:val="F76689E4"/>
@@ -14294,7 +14597,7 @@
       </w:pPr>
     </w:lvl>
   </w:abstractNum>
-  <w:abstractNum w:abstractNumId="39" w15:restartNumberingAfterBreak="0">
+  <w:abstractNum w:abstractNumId="40" w15:restartNumberingAfterBreak="0">
     <w:nsid w:val="7CAC2D09"/>
     <w:multiLevelType w:val="hybridMultilevel"/>
     <w:tmpl w:val="BF78FE84"/>
@@ -14380,7 +14683,7 @@
       </w:pPr>
     </w:lvl>
   </w:abstractNum>
-  <w:abstractNum w:abstractNumId="40" w15:restartNumberingAfterBreak="0">
+  <w:abstractNum w:abstractNumId="41" w15:restartNumberingAfterBreak="0">
     <w:nsid w:val="7F7F08EA"/>
     <w:multiLevelType w:val="hybridMultilevel"/>
     <w:tmpl w:val="6C7650D0"/>
@@ -14866,7 +15169,7 @@
     <w:abstractNumId w:val="1"/>
   </w:num>
   <w:num w:numId="24" w16cid:durableId="372854043">
-    <w:abstractNumId w:val="37"/>
+    <w:abstractNumId w:val="38"/>
   </w:num>
   <w:num w:numId="25" w16cid:durableId="226644846">
     <w:abstractNumId w:val="14"/>
@@ -14881,25 +15184,25 @@
     <w:abstractNumId w:val="4"/>
   </w:num>
   <w:num w:numId="29" w16cid:durableId="1712539163">
-    <w:abstractNumId w:val="34"/>
+    <w:abstractNumId w:val="35"/>
   </w:num>
   <w:num w:numId="30" w16cid:durableId="674066746">
-    <w:abstractNumId w:val="31"/>
+    <w:abstractNumId w:val="32"/>
   </w:num>
   <w:num w:numId="31" w16cid:durableId="433407274">
     <w:abstractNumId w:val="20"/>
   </w:num>
   <w:num w:numId="32" w16cid:durableId="1800998519">
-    <w:abstractNumId w:val="38"/>
+    <w:abstractNumId w:val="39"/>
   </w:num>
   <w:num w:numId="33" w16cid:durableId="845481538">
-    <w:abstractNumId w:val="40"/>
+    <w:abstractNumId w:val="41"/>
   </w:num>
   <w:num w:numId="34" w16cid:durableId="808480206">
     <w:abstractNumId w:val="3"/>
   </w:num>
   <w:num w:numId="35" w16cid:durableId="1400863324">
-    <w:abstractNumId w:val="33"/>
+    <w:abstractNumId w:val="34"/>
   </w:num>
   <w:num w:numId="36" w16cid:durableId="1155687008">
     <w:abstractNumId w:val="25"/>
@@ -14920,7 +15223,7 @@
     <w:abstractNumId w:val="2"/>
   </w:num>
   <w:num w:numId="42" w16cid:durableId="8021078">
-    <w:abstractNumId w:val="39"/>
+    <w:abstractNumId w:val="40"/>
   </w:num>
   <w:num w:numId="43" w16cid:durableId="1518928621">
     <w:abstractNumId w:val="23"/>
@@ -14935,19 +15238,19 @@
     <w:abstractNumId w:val="5"/>
   </w:num>
   <w:num w:numId="47" w16cid:durableId="1597441712">
-    <w:abstractNumId w:val="36"/>
+    <w:abstractNumId w:val="37"/>
   </w:num>
   <w:num w:numId="48" w16cid:durableId="1156797477">
     <w:abstractNumId w:val="9"/>
   </w:num>
   <w:num w:numId="49" w16cid:durableId="249698244">
-    <w:abstractNumId w:val="35"/>
+    <w:abstractNumId w:val="36"/>
   </w:num>
   <w:num w:numId="50" w16cid:durableId="411859854">
     <w:abstractNumId w:val="15"/>
   </w:num>
   <w:num w:numId="51" w16cid:durableId="1730761774">
-    <w:abstractNumId w:val="30"/>
+    <w:abstractNumId w:val="31"/>
     <w:lvlOverride w:ilvl="0">
       <w:startOverride w:val="1"/>
     </w:lvlOverride>
@@ -15007,20 +15310,34 @@
     </w:lvlOverride>
   </w:num>
   <w:num w:numId="53" w16cid:durableId="2103408664">
-    <w:abstractNumId w:val="30"/>
+    <w:abstractNumId w:val="31"/>
   </w:num>
   <w:num w:numId="54" w16cid:durableId="1436707262">
-    <w:abstractNumId w:val="32"/>
+    <w:abstractNumId w:val="33"/>
   </w:num>
   <w:num w:numId="55" w16cid:durableId="978145944">
     <w:abstractNumId w:val="28"/>
+  </w:num>
+  <w:num w:numId="56" w16cid:durableId="1685858141">
+    <w:abstractNumId w:val="30"/>
+    <w:lvlOverride w:ilvl="0">
+      <w:startOverride w:val="1"/>
+    </w:lvlOverride>
+    <w:lvlOverride w:ilvl="1"/>
+    <w:lvlOverride w:ilvl="2"/>
+    <w:lvlOverride w:ilvl="3"/>
+    <w:lvlOverride w:ilvl="4"/>
+    <w:lvlOverride w:ilvl="5"/>
+    <w:lvlOverride w:ilvl="6"/>
+    <w:lvlOverride w:ilvl="7"/>
+    <w:lvlOverride w:ilvl="8"/>
   </w:num>
   <w:numIdMacAtCleanup w:val="50"/>
 </w:numbering>
 </file>
 
 <file path=word/styles.xml><?xml version="1.0" encoding="utf-8"?>
-<w:styles xmlns:mc="http://schemas.openxmlformats.org/markup-compatibility/2006" xmlns:r="http://schemas.openxmlformats.org/officeDocument/2006/relationships" xmlns:w="http://schemas.openxmlformats.org/wordprocessingml/2006/main" xmlns:w14="http://schemas.microsoft.com/office/word/2010/wordml" xmlns:w15="http://schemas.microsoft.com/office/word/2012/wordml" xmlns:w16cex="http://schemas.microsoft.com/office/word/2018/wordml/cex" xmlns:w16cid="http://schemas.microsoft.com/office/word/2016/wordml/cid" xmlns:w16="http://schemas.microsoft.com/office/word/2018/wordml" xmlns:w16sdtdh="http://schemas.microsoft.com/office/word/2020/wordml/sdtdatahash" xmlns:w16se="http://schemas.microsoft.com/office/word/2015/wordml/symex" mc:Ignorable="w14 w15 w16se w16cid w16 w16cex w16sdtdh">
+<w:styles xmlns:mc="http://schemas.openxmlformats.org/markup-compatibility/2006" xmlns:r="http://schemas.openxmlformats.org/officeDocument/2006/relationships" xmlns:w="http://schemas.openxmlformats.org/wordprocessingml/2006/main" xmlns:w14="http://schemas.microsoft.com/office/word/2010/wordml" xmlns:w15="http://schemas.microsoft.com/office/word/2012/wordml" xmlns:w16cex="http://schemas.microsoft.com/office/word/2018/wordml/cex" xmlns:w16cid="http://schemas.microsoft.com/office/word/2016/wordml/cid" xmlns:w16="http://schemas.microsoft.com/office/word/2018/wordml" xmlns:w16du="http://schemas.microsoft.com/office/word/2023/wordml/word16du" xmlns:w16sdtdh="http://schemas.microsoft.com/office/word/2020/wordml/sdtdatahash" xmlns:w16sdtfl="http://schemas.microsoft.com/office/word/2024/wordml/sdtformatlock" xmlns:w16se="http://schemas.microsoft.com/office/word/2015/wordml/symex" mc:Ignorable="w14 w15 w16se w16cid w16 w16cex w16sdtdh w16sdtfl w16du">
   <w:docDefaults>
     <w:rPrDefault>
       <w:rPr>
@@ -16033,7 +16350,7 @@
 </file>
 
 <file path=word/glossary/document.xml><?xml version="1.0" encoding="utf-8"?>
-<w:glossaryDocument xmlns:wpc="http://schemas.microsoft.com/office/word/2010/wordprocessingCanvas" xmlns:cx="http://schemas.microsoft.com/office/drawing/2014/chartex" xmlns:cx1="http://schemas.microsoft.com/office/drawing/2015/9/8/chartex" xmlns:cx2="http://schemas.microsoft.com/office/drawing/2015/10/21/chartex" xmlns:cx3="http://schemas.microsoft.com/office/drawing/2016/5/9/chartex" xmlns:cx4="http://schemas.microsoft.com/office/drawing/2016/5/10/chartex" xmlns:cx5="http://schemas.microsoft.com/office/drawing/2016/5/11/chartex" xmlns:cx6="http://schemas.microsoft.com/office/drawing/2016/5/12/chartex" xmlns:cx7="http://schemas.microsoft.com/office/drawing/2016/5/13/chartex" xmlns:cx8="http://schemas.microsoft.com/office/drawing/2016/5/14/chartex" xmlns:mc="http://schemas.openxmlformats.org/markup-compatibility/2006" xmlns:aink="http://schemas.microsoft.com/office/drawing/2016/ink" xmlns:am3d="http://schemas.microsoft.com/office/drawing/2017/model3d" xmlns:o="urn:schemas-microsoft-com:office:office" xmlns:oel="http://schemas.microsoft.com/office/2019/extlst" xmlns:r="http://schemas.openxmlformats.org/officeDocument/2006/relationships" xmlns:m="http://schemas.openxmlformats.org/officeDocument/2006/math" xmlns:v="urn:schemas-microsoft-com:vml" xmlns:wp14="http://schemas.microsoft.com/office/word/2010/wordprocessingDrawing" xmlns:wp="http://schemas.openxmlformats.org/drawingml/2006/wordprocessingDrawing" xmlns:w10="urn:schemas-microsoft-com:office:word" xmlns:w="http://schemas.openxmlformats.org/wordprocessingml/2006/main" xmlns:w14="http://schemas.microsoft.com/office/word/2010/wordml" xmlns:w15="http://schemas.microsoft.com/office/word/2012/wordml" xmlns:w16cex="http://schemas.microsoft.com/office/word/2018/wordml/cex" xmlns:w16cid="http://schemas.microsoft.com/office/word/2016/wordml/cid" xmlns:w16="http://schemas.microsoft.com/office/word/2018/wordml" xmlns:w16sdtdh="http://schemas.microsoft.com/office/word/2020/wordml/sdtdatahash" xmlns:w16se="http://schemas.microsoft.com/office/word/2015/wordml/symex" xmlns:wpg="http://schemas.microsoft.com/office/word/2010/wordprocessingGroup" xmlns:wpi="http://schemas.microsoft.com/office/word/2010/wordprocessingInk" xmlns:wne="http://schemas.microsoft.com/office/word/2006/wordml" xmlns:wps="http://schemas.microsoft.com/office/word/2010/wordprocessingShape" mc:Ignorable="w14 w15 w16se w16cid w16 w16cex w16sdtdh wp14">
+<w:glossaryDocument xmlns:wpc="http://schemas.microsoft.com/office/word/2010/wordprocessingCanvas" xmlns:cx="http://schemas.microsoft.com/office/drawing/2014/chartex" xmlns:cx1="http://schemas.microsoft.com/office/drawing/2015/9/8/chartex" xmlns:cx2="http://schemas.microsoft.com/office/drawing/2015/10/21/chartex" xmlns:cx3="http://schemas.microsoft.com/office/drawing/2016/5/9/chartex" xmlns:cx4="http://schemas.microsoft.com/office/drawing/2016/5/10/chartex" xmlns:cx5="http://schemas.microsoft.com/office/drawing/2016/5/11/chartex" xmlns:cx6="http://schemas.microsoft.com/office/drawing/2016/5/12/chartex" xmlns:cx7="http://schemas.microsoft.com/office/drawing/2016/5/13/chartex" xmlns:cx8="http://schemas.microsoft.com/office/drawing/2016/5/14/chartex" xmlns:mc="http://schemas.openxmlformats.org/markup-compatibility/2006" xmlns:aink="http://schemas.microsoft.com/office/drawing/2016/ink" xmlns:am3d="http://schemas.microsoft.com/office/drawing/2017/model3d" xmlns:o="urn:schemas-microsoft-com:office:office" xmlns:oel="http://schemas.microsoft.com/office/2019/extlst" xmlns:r="http://schemas.openxmlformats.org/officeDocument/2006/relationships" xmlns:m="http://schemas.openxmlformats.org/officeDocument/2006/math" xmlns:v="urn:schemas-microsoft-com:vml" xmlns:wp14="http://schemas.microsoft.com/office/word/2010/wordprocessingDrawing" xmlns:wp="http://schemas.openxmlformats.org/drawingml/2006/wordprocessingDrawing" xmlns:w10="urn:schemas-microsoft-com:office:word" xmlns:w="http://schemas.openxmlformats.org/wordprocessingml/2006/main" xmlns:w14="http://schemas.microsoft.com/office/word/2010/wordml" xmlns:w15="http://schemas.microsoft.com/office/word/2012/wordml" xmlns:w16cex="http://schemas.microsoft.com/office/word/2018/wordml/cex" xmlns:w16cid="http://schemas.microsoft.com/office/word/2016/wordml/cid" xmlns:w16="http://schemas.microsoft.com/office/word/2018/wordml" xmlns:w16du="http://schemas.microsoft.com/office/word/2023/wordml/word16du" xmlns:w16sdtdh="http://schemas.microsoft.com/office/word/2020/wordml/sdtdatahash" xmlns:w16sdtfl="http://schemas.microsoft.com/office/word/2024/wordml/sdtformatlock" xmlns:w16se="http://schemas.microsoft.com/office/word/2015/wordml/symex" xmlns:wpg="http://schemas.microsoft.com/office/word/2010/wordprocessingGroup" xmlns:wpi="http://schemas.microsoft.com/office/word/2010/wordprocessingInk" xmlns:wne="http://schemas.microsoft.com/office/word/2006/wordml" xmlns:wps="http://schemas.microsoft.com/office/word/2010/wordprocessingShape" mc:Ignorable="w14 w15 w16se w16cid w16 w16cex w16sdtdh w16sdtfl w16du wp14">
   <w:docParts>
     <w:docPart>
       <w:docPartPr>
@@ -16095,7 +16412,7 @@
 </file>
 
 <file path=word/glossary/fontTable.xml><?xml version="1.0" encoding="utf-8"?>
-<w:fonts xmlns:mc="http://schemas.openxmlformats.org/markup-compatibility/2006" xmlns:r="http://schemas.openxmlformats.org/officeDocument/2006/relationships" xmlns:w="http://schemas.openxmlformats.org/wordprocessingml/2006/main" xmlns:w14="http://schemas.microsoft.com/office/word/2010/wordml" xmlns:w15="http://schemas.microsoft.com/office/word/2012/wordml" xmlns:w16cex="http://schemas.microsoft.com/office/word/2018/wordml/cex" xmlns:w16cid="http://schemas.microsoft.com/office/word/2016/wordml/cid" xmlns:w16="http://schemas.microsoft.com/office/word/2018/wordml" xmlns:w16sdtdh="http://schemas.microsoft.com/office/word/2020/wordml/sdtdatahash" xmlns:w16se="http://schemas.microsoft.com/office/word/2015/wordml/symex" mc:Ignorable="w14 w15 w16se w16cid w16 w16cex w16sdtdh">
+<w:fonts xmlns:mc="http://schemas.openxmlformats.org/markup-compatibility/2006" xmlns:r="http://schemas.openxmlformats.org/officeDocument/2006/relationships" xmlns:w="http://schemas.openxmlformats.org/wordprocessingml/2006/main" xmlns:w14="http://schemas.microsoft.com/office/word/2010/wordml" xmlns:w15="http://schemas.microsoft.com/office/word/2012/wordml" xmlns:w16cex="http://schemas.microsoft.com/office/word/2018/wordml/cex" xmlns:w16cid="http://schemas.microsoft.com/office/word/2016/wordml/cid" xmlns:w16="http://schemas.microsoft.com/office/word/2018/wordml" xmlns:w16du="http://schemas.microsoft.com/office/word/2023/wordml/word16du" xmlns:w16sdtdh="http://schemas.microsoft.com/office/word/2020/wordml/sdtdatahash" xmlns:w16sdtfl="http://schemas.microsoft.com/office/word/2024/wordml/sdtformatlock" xmlns:w16se="http://schemas.microsoft.com/office/word/2015/wordml/symex" mc:Ignorable="w14 w15 w16se w16cid w16 w16cex w16sdtdh w16sdtfl w16du">
   <w:font w:name="Times New Roman">
     <w:panose1 w:val="02020603050405020304"/>
     <w:charset w:val="00"/>
@@ -16124,11 +16441,23 @@
     <w:pitch w:val="variable"/>
     <w:sig w:usb0="E0002EFF" w:usb1="C000785B" w:usb2="00000009" w:usb3="00000000" w:csb0="000001FF" w:csb1="00000000"/>
   </w:font>
+  <w:font w:name="Aptos">
+    <w:charset w:val="00"/>
+    <w:family w:val="swiss"/>
+    <w:pitch w:val="variable"/>
+    <w:sig w:usb0="20000287" w:usb1="00000003" w:usb2="00000000" w:usb3="00000000" w:csb0="0000019F" w:csb1="00000000"/>
+  </w:font>
+  <w:font w:name="Aptos Display">
+    <w:charset w:val="00"/>
+    <w:family w:val="swiss"/>
+    <w:pitch w:val="variable"/>
+    <w:sig w:usb0="20000287" w:usb1="00000003" w:usb2="00000000" w:usb3="00000000" w:csb0="0000019F" w:csb1="00000000"/>
+  </w:font>
 </w:fonts>
 </file>
 
 <file path=word/glossary/settings.xml><?xml version="1.0" encoding="utf-8"?>
-<w:settings xmlns:mc="http://schemas.openxmlformats.org/markup-compatibility/2006" xmlns:o="urn:schemas-microsoft-com:office:office" xmlns:r="http://schemas.openxmlformats.org/officeDocument/2006/relationships" xmlns:m="http://schemas.openxmlformats.org/officeDocument/2006/math" xmlns:v="urn:schemas-microsoft-com:vml" xmlns:w10="urn:schemas-microsoft-com:office:word" xmlns:w="http://schemas.openxmlformats.org/wordprocessingml/2006/main" xmlns:w14="http://schemas.microsoft.com/office/word/2010/wordml" xmlns:w15="http://schemas.microsoft.com/office/word/2012/wordml" xmlns:w16cex="http://schemas.microsoft.com/office/word/2018/wordml/cex" xmlns:w16cid="http://schemas.microsoft.com/office/word/2016/wordml/cid" xmlns:w16="http://schemas.microsoft.com/office/word/2018/wordml" xmlns:w16sdtdh="http://schemas.microsoft.com/office/word/2020/wordml/sdtdatahash" xmlns:w16se="http://schemas.microsoft.com/office/word/2015/wordml/symex" xmlns:sl="http://schemas.openxmlformats.org/schemaLibrary/2006/main" mc:Ignorable="w14 w15 w16se w16cid w16 w16cex w16sdtdh">
+<w:settings xmlns:mc="http://schemas.openxmlformats.org/markup-compatibility/2006" xmlns:o="urn:schemas-microsoft-com:office:office" xmlns:r="http://schemas.openxmlformats.org/officeDocument/2006/relationships" xmlns:m="http://schemas.openxmlformats.org/officeDocument/2006/math" xmlns:v="urn:schemas-microsoft-com:vml" xmlns:w10="urn:schemas-microsoft-com:office:word" xmlns:w="http://schemas.openxmlformats.org/wordprocessingml/2006/main" xmlns:w14="http://schemas.microsoft.com/office/word/2010/wordml" xmlns:w15="http://schemas.microsoft.com/office/word/2012/wordml" xmlns:w16cex="http://schemas.microsoft.com/office/word/2018/wordml/cex" xmlns:w16cid="http://schemas.microsoft.com/office/word/2016/wordml/cid" xmlns:w16="http://schemas.microsoft.com/office/word/2018/wordml" xmlns:w16du="http://schemas.microsoft.com/office/word/2023/wordml/word16du" xmlns:w16sdtdh="http://schemas.microsoft.com/office/word/2020/wordml/sdtdatahash" xmlns:w16sdtfl="http://schemas.microsoft.com/office/word/2024/wordml/sdtformatlock" xmlns:w16se="http://schemas.microsoft.com/office/word/2015/wordml/symex" xmlns:sl="http://schemas.openxmlformats.org/schemaLibrary/2006/main" mc:Ignorable="w14 w15 w16se w16cid w16 w16cex w16sdtdh w16sdtfl w16du">
   <w:view w:val="normal"/>
   <w:revisionView w:inkAnnotations="0"/>
   <w:defaultTabStop w:val="720"/>
@@ -16148,9 +16477,11 @@
     <w:rsid w:val="00125735"/>
     <w:rsid w:val="001F4CF6"/>
     <w:rsid w:val="00246073"/>
+    <w:rsid w:val="00445A30"/>
     <w:rsid w:val="00453A43"/>
     <w:rsid w:val="00497C21"/>
     <w:rsid w:val="004A6F4C"/>
+    <w:rsid w:val="004C509A"/>
     <w:rsid w:val="005350DA"/>
     <w:rsid w:val="006033C6"/>
     <w:rsid w:val="006477B4"/>
@@ -16164,6 +16495,7 @@
     <w:rsid w:val="00E63EAF"/>
     <w:rsid w:val="00E85BBB"/>
     <w:rsid w:val="00F417B3"/>
+    <w:rsid w:val="00FD7BC7"/>
     <w:rsid w:val="00FE374A"/>
   </w:rsids>
   <m:mathPr>
@@ -16188,7 +16520,7 @@
 </file>
 
 <file path=word/glossary/styles.xml><?xml version="1.0" encoding="utf-8"?>
-<w:styles xmlns:mc="http://schemas.openxmlformats.org/markup-compatibility/2006" xmlns:r="http://schemas.openxmlformats.org/officeDocument/2006/relationships" xmlns:w="http://schemas.openxmlformats.org/wordprocessingml/2006/main" xmlns:w14="http://schemas.microsoft.com/office/word/2010/wordml" xmlns:w15="http://schemas.microsoft.com/office/word/2012/wordml" xmlns:w16cex="http://schemas.microsoft.com/office/word/2018/wordml/cex" xmlns:w16cid="http://schemas.microsoft.com/office/word/2016/wordml/cid" xmlns:w16="http://schemas.microsoft.com/office/word/2018/wordml" xmlns:w16sdtdh="http://schemas.microsoft.com/office/word/2020/wordml/sdtdatahash" xmlns:w16se="http://schemas.microsoft.com/office/word/2015/wordml/symex" mc:Ignorable="w14 w15 w16se w16cid w16 w16cex w16sdtdh">
+<w:styles xmlns:mc="http://schemas.openxmlformats.org/markup-compatibility/2006" xmlns:r="http://schemas.openxmlformats.org/officeDocument/2006/relationships" xmlns:w="http://schemas.openxmlformats.org/wordprocessingml/2006/main" xmlns:w14="http://schemas.microsoft.com/office/word/2010/wordml" xmlns:w15="http://schemas.microsoft.com/office/word/2012/wordml" xmlns:w16cex="http://schemas.microsoft.com/office/word/2018/wordml/cex" xmlns:w16cid="http://schemas.microsoft.com/office/word/2016/wordml/cid" xmlns:w16="http://schemas.microsoft.com/office/word/2018/wordml" xmlns:w16du="http://schemas.microsoft.com/office/word/2023/wordml/word16du" xmlns:w16sdtdh="http://schemas.microsoft.com/office/word/2020/wordml/sdtdatahash" xmlns:w16sdtfl="http://schemas.microsoft.com/office/word/2024/wordml/sdtformatlock" xmlns:w16se="http://schemas.microsoft.com/office/word/2015/wordml/symex" mc:Ignorable="w14 w15 w16se w16cid w16 w16cex w16sdtdh w16sdtfl w16du">
   <w:docDefaults>
     <w:rPrDefault>
       <w:rPr>
@@ -16631,7 +16963,7 @@
 </file>
 
 <file path=word/glossary/webSettings.xml><?xml version="1.0" encoding="utf-8"?>
-<w:webSettings xmlns:mc="http://schemas.openxmlformats.org/markup-compatibility/2006" xmlns:r="http://schemas.openxmlformats.org/officeDocument/2006/relationships" xmlns:w="http://schemas.openxmlformats.org/wordprocessingml/2006/main" xmlns:w14="http://schemas.microsoft.com/office/word/2010/wordml" xmlns:w15="http://schemas.microsoft.com/office/word/2012/wordml" xmlns:w16cex="http://schemas.microsoft.com/office/word/2018/wordml/cex" xmlns:w16cid="http://schemas.microsoft.com/office/word/2016/wordml/cid" xmlns:w16="http://schemas.microsoft.com/office/word/2018/wordml" xmlns:w16sdtdh="http://schemas.microsoft.com/office/word/2020/wordml/sdtdatahash" xmlns:w16se="http://schemas.microsoft.com/office/word/2015/wordml/symex" mc:Ignorable="w14 w15 w16se w16cid w16 w16cex w16sdtdh">
+<w:webSettings xmlns:mc="http://schemas.openxmlformats.org/markup-compatibility/2006" xmlns:r="http://schemas.openxmlformats.org/officeDocument/2006/relationships" xmlns:w="http://schemas.openxmlformats.org/wordprocessingml/2006/main" xmlns:w14="http://schemas.microsoft.com/office/word/2010/wordml" xmlns:w15="http://schemas.microsoft.com/office/word/2012/wordml" xmlns:w16cex="http://schemas.microsoft.com/office/word/2018/wordml/cex" xmlns:w16cid="http://schemas.microsoft.com/office/word/2016/wordml/cid" xmlns:w16="http://schemas.microsoft.com/office/word/2018/wordml" xmlns:w16du="http://schemas.microsoft.com/office/word/2023/wordml/word16du" xmlns:w16sdtdh="http://schemas.microsoft.com/office/word/2020/wordml/sdtdatahash" xmlns:w16sdtfl="http://schemas.microsoft.com/office/word/2024/wordml/sdtformatlock" xmlns:w16se="http://schemas.microsoft.com/office/word/2015/wordml/symex" mc:Ignorable="w14 w15 w16se w16cid w16 w16cex w16sdtdh w16sdtfl w16du">
   <w:optimizeForBrowser/>
   <w:allowPNG/>
 </w:webSettings>
@@ -16933,32 +17265,12 @@
 </file>
 
 <file path=customXml/item1.xml><?xml version="1.0" encoding="utf-8"?>
-<p:properties xmlns:p="http://schemas.microsoft.com/office/2006/metadata/properties" xmlns:xsi="http://www.w3.org/2001/XMLSchema-instance" xmlns:pc="http://schemas.microsoft.com/office/infopath/2007/PartnerControls">
-  <documentManagement>
-    <TaxCatchAll xmlns="dc808d36-874f-4b27-aec2-2fd649817929" xsi:nil="true"/>
-    <lcf76f155ced4ddcb4097134ff3c332f xmlns="f2466082-b6bf-4153-98c3-3c41e85fda18">
-      <Terms xmlns="http://schemas.microsoft.com/office/infopath/2007/PartnerControls"/>
-    </lcf76f155ced4ddcb4097134ff3c332f>
-  </documentManagement>
-</p:properties>
+<b:Sources xmlns:b="http://schemas.openxmlformats.org/officeDocument/2006/bibliography" xmlns="http://schemas.openxmlformats.org/officeDocument/2006/bibliography" SelectedStyle="\APASixthEditionOfficeOnline.xsl" StyleName="APA" Version="6"/>
 </file>
 
 <file path=customXml/item2.xml><?xml version="1.0" encoding="utf-8"?>
-<?mso-contentType ?>
-<FormTemplates xmlns="http://schemas.microsoft.com/sharepoint/v3/contenttype/forms">
-  <Display>DocumentLibraryForm</Display>
-  <Edit>DocumentLibraryForm</Edit>
-  <New>DocumentLibraryForm</New>
-</FormTemplates>
-</file>
-
-<file path=customXml/item3.xml><?xml version="1.0" encoding="utf-8"?>
-<b:Sources xmlns:b="http://schemas.openxmlformats.org/officeDocument/2006/bibliography" xmlns="http://schemas.openxmlformats.org/officeDocument/2006/bibliography" SelectedStyle="\APASixthEditionOfficeOnline.xsl" StyleName="APA" Version="6"/>
-</file>
-
-<file path=customXml/item4.xml><?xml version="1.0" encoding="utf-8"?>
-<ct:contentTypeSchema xmlns:ct="http://schemas.microsoft.com/office/2006/metadata/contentType" xmlns:ma="http://schemas.microsoft.com/office/2006/metadata/properties/metaAttributes" ct:_="" ma:_="" ma:contentTypeName="Documento" ma:contentTypeID="0x0101003206C8355D678A459F2EF8957171B231" ma:contentTypeVersion="18" ma:contentTypeDescription="Crear nuevo documento." ma:contentTypeScope="" ma:versionID="d57cbf8bb45c5289c7e473ed1a37fbd9">
-  <xsd:schema xmlns:xsd="http://www.w3.org/2001/XMLSchema" xmlns:xs="http://www.w3.org/2001/XMLSchema" xmlns:p="http://schemas.microsoft.com/office/2006/metadata/properties" xmlns:ns2="f2466082-b6bf-4153-98c3-3c41e85fda18" xmlns:ns3="dc808d36-874f-4b27-aec2-2fd649817929" targetNamespace="http://schemas.microsoft.com/office/2006/metadata/properties" ma:root="true" ma:fieldsID="26ec42693e457ba148cfdd4b23c931cd" ns2:_="" ns3:_="">
+<ct:contentTypeSchema xmlns:ct="http://schemas.microsoft.com/office/2006/metadata/contentType" xmlns:ma="http://schemas.microsoft.com/office/2006/metadata/properties/metaAttributes" ct:_="" ma:_="" ma:contentTypeName="Document" ma:contentTypeID="0x0101003206C8355D678A459F2EF8957171B231" ma:contentTypeVersion="19" ma:contentTypeDescription="Create a new document." ma:contentTypeScope="" ma:versionID="a5577d833b9f28dcc6be37a04859b9a8">
+  <xsd:schema xmlns:xsd="http://www.w3.org/2001/XMLSchema" xmlns:xs="http://www.w3.org/2001/XMLSchema" xmlns:p="http://schemas.microsoft.com/office/2006/metadata/properties" xmlns:ns2="f2466082-b6bf-4153-98c3-3c41e85fda18" xmlns:ns3="dc808d36-874f-4b27-aec2-2fd649817929" targetNamespace="http://schemas.microsoft.com/office/2006/metadata/properties" ma:root="true" ma:fieldsID="ae50cb7862d574a2d96b6910b4abdc85" ns2:_="" ns3:_="">
     <xsd:import namespace="f2466082-b6bf-4153-98c3-3c41e85fda18"/>
     <xsd:import namespace="dc808d36-874f-4b27-aec2-2fd649817929"/>
     <xsd:element name="properties">
@@ -16984,6 +17296,7 @@
                 <xsd:element ref="ns3:TaxCatchAll" minOccurs="0"/>
                 <xsd:element ref="ns2:MediaServiceSearchProperties" minOccurs="0"/>
                 <xsd:element ref="ns2:MediaServiceObjectDetectorVersions" minOccurs="0"/>
+                <xsd:element ref="ns2:MediaServiceBillingMetadata" minOccurs="0"/>
               </xsd:all>
             </xsd:complexType>
           </xsd:element>
@@ -17053,7 +17366,7 @@
         <xsd:restriction base="dms:Text"/>
       </xsd:simpleType>
     </xsd:element>
-    <xsd:element name="lcf76f155ced4ddcb4097134ff3c332f" ma:index="22" nillable="true" ma:taxonomy="true" ma:internalName="lcf76f155ced4ddcb4097134ff3c332f" ma:taxonomyFieldName="MediaServiceImageTags" ma:displayName="Etiquetas de imagen" ma:readOnly="false" ma:fieldId="{5cf76f15-5ced-4ddc-b409-7134ff3c332f}" ma:taxonomyMulti="true" ma:sspId="21e634b9-0c0d-402e-b683-49cec2011975" ma:termSetId="09814cd3-568e-fe90-9814-8d621ff8fb84" ma:anchorId="fba54fb3-c3e1-fe81-a776-ca4b69148c4d" ma:open="true" ma:isKeyword="false">
+    <xsd:element name="lcf76f155ced4ddcb4097134ff3c332f" ma:index="22" nillable="true" ma:taxonomy="true" ma:internalName="lcf76f155ced4ddcb4097134ff3c332f" ma:taxonomyFieldName="MediaServiceImageTags" ma:displayName="Image Tags" ma:readOnly="false" ma:fieldId="{5cf76f15-5ced-4ddc-b409-7134ff3c332f}" ma:taxonomyMulti="true" ma:sspId="21e634b9-0c0d-402e-b683-49cec2011975" ma:termSetId="09814cd3-568e-fe90-9814-8d621ff8fb84" ma:anchorId="fba54fb3-c3e1-fe81-a776-ca4b69148c4d" ma:open="true" ma:isKeyword="false">
       <xsd:complexType>
         <xsd:sequence>
           <xsd:element ref="pc:Terms" minOccurs="0" maxOccurs="1"/>
@@ -17070,11 +17383,16 @@
         <xsd:restriction base="dms:Text"/>
       </xsd:simpleType>
     </xsd:element>
+    <xsd:element name="MediaServiceBillingMetadata" ma:index="26" nillable="true" ma:displayName="MediaServiceBillingMetadata" ma:hidden="true" ma:internalName="MediaServiceBillingMetadata" ma:readOnly="true">
+      <xsd:simpleType>
+        <xsd:restriction base="dms:Note"/>
+      </xsd:simpleType>
+    </xsd:element>
   </xsd:schema>
   <xsd:schema xmlns:xsd="http://www.w3.org/2001/XMLSchema" xmlns:xs="http://www.w3.org/2001/XMLSchema" xmlns:dms="http://schemas.microsoft.com/office/2006/documentManagement/types" xmlns:pc="http://schemas.microsoft.com/office/infopath/2007/PartnerControls" targetNamespace="dc808d36-874f-4b27-aec2-2fd649817929" elementFormDefault="qualified">
     <xsd:import namespace="http://schemas.microsoft.com/office/2006/documentManagement/types"/>
     <xsd:import namespace="http://schemas.microsoft.com/office/infopath/2007/PartnerControls"/>
-    <xsd:element name="SharedWithUsers" ma:index="17" nillable="true" ma:displayName="Compartido con" ma:internalName="SharedWithUsers" ma:readOnly="true">
+    <xsd:element name="SharedWithUsers" ma:index="17" nillable="true" ma:displayName="Shared With" ma:internalName="SharedWithUsers" ma:readOnly="true">
       <xsd:complexType>
         <xsd:complexContent>
           <xsd:extension base="dms:UserMulti">
@@ -17093,7 +17411,7 @@
         </xsd:complexContent>
       </xsd:complexType>
     </xsd:element>
-    <xsd:element name="SharedWithDetails" ma:index="18" nillable="true" ma:displayName="Detalles de uso compartido" ma:internalName="SharedWithDetails" ma:readOnly="true">
+    <xsd:element name="SharedWithDetails" ma:index="18" nillable="true" ma:displayName="Shared With Details" ma:internalName="SharedWithDetails" ma:readOnly="true">
       <xsd:simpleType>
         <xsd:restriction base="dms:Note">
           <xsd:maxLength value="255"/>
@@ -17121,8 +17439,8 @@
         <xsd:element ref="dc:creator" minOccurs="0" maxOccurs="1"/>
         <xsd:element ref="dcterms:created" minOccurs="0" maxOccurs="1"/>
         <xsd:element ref="dc:identifier" minOccurs="0" maxOccurs="1"/>
-        <xsd:element name="contentType" minOccurs="0" maxOccurs="1" type="xsd:string" ma:index="0" ma:displayName="Tipo de contenido"/>
-        <xsd:element ref="dc:title" minOccurs="0" maxOccurs="1" ma:index="4" ma:displayName="Título"/>
+        <xsd:element name="contentType" minOccurs="0" maxOccurs="1" type="xsd:string" ma:index="0" ma:displayName="Content Type"/>
+        <xsd:element ref="dc:title" minOccurs="0" maxOccurs="1" ma:index="4" ma:displayName="Title"/>
         <xsd:element ref="dc:subject" minOccurs="0" maxOccurs="1"/>
         <xsd:element ref="dc:description" minOccurs="0" maxOccurs="1"/>
         <xsd:element name="keywords" minOccurs="0" maxOccurs="1" type="xsd:string"/>
@@ -17211,26 +17529,27 @@
 </ct:contentTypeSchema>
 </file>
 
-<file path=customXml/itemProps1.xml><?xml version="1.0" encoding="utf-8"?>
-<ds:datastoreItem xmlns:ds="http://schemas.openxmlformats.org/officeDocument/2006/customXml" ds:itemID="{5BC72318-AF69-4028-A586-187BD9204241}">
-  <ds:schemaRefs>
-    <ds:schemaRef ds:uri="http://schemas.microsoft.com/office/2006/metadata/properties"/>
-    <ds:schemaRef ds:uri="http://schemas.microsoft.com/office/infopath/2007/PartnerControls"/>
-    <ds:schemaRef ds:uri="f8135ccf-0908-4d8c-8b6a-2ec449ff78ed"/>
-    <ds:schemaRef ds:uri="dc808d36-874f-4b27-aec2-2fd649817929"/>
-  </ds:schemaRefs>
-</ds:datastoreItem>
+<file path=customXml/item3.xml><?xml version="1.0" encoding="utf-8"?>
+<p:properties xmlns:p="http://schemas.microsoft.com/office/2006/metadata/properties" xmlns:xsi="http://www.w3.org/2001/XMLSchema-instance" xmlns:pc="http://schemas.microsoft.com/office/infopath/2007/PartnerControls">
+  <documentManagement>
+    <TaxCatchAll xmlns="dc808d36-874f-4b27-aec2-2fd649817929" xsi:nil="true"/>
+    <lcf76f155ced4ddcb4097134ff3c332f xmlns="f2466082-b6bf-4153-98c3-3c41e85fda18">
+      <Terms xmlns="http://schemas.microsoft.com/office/infopath/2007/PartnerControls"/>
+    </lcf76f155ced4ddcb4097134ff3c332f>
+  </documentManagement>
+</p:properties>
 </file>
 
-<file path=customXml/itemProps2.xml><?xml version="1.0" encoding="utf-8"?>
-<ds:datastoreItem xmlns:ds="http://schemas.openxmlformats.org/officeDocument/2006/customXml" ds:itemID="{87C8DDC6-5CF6-4C21-ABD2-9431642C97D2}">
-  <ds:schemaRefs>
-    <ds:schemaRef ds:uri="http://schemas.microsoft.com/sharepoint/v3/contenttype/forms"/>
-  </ds:schemaRefs>
-</ds:datastoreItem>
+<file path=customXml/item4.xml><?xml version="1.0" encoding="utf-8"?>
+<?mso-contentType ?>
+<FormTemplates xmlns="http://schemas.microsoft.com/sharepoint/v3/contenttype/forms">
+  <Display>DocumentLibraryForm</Display>
+  <Edit>DocumentLibraryForm</Edit>
+  <New>DocumentLibraryForm</New>
+</FormTemplates>
 </file>
 
-<file path=customXml/itemProps3.xml><?xml version="1.0" encoding="utf-8"?>
+<file path=customXml/itemProps1.xml><?xml version="1.0" encoding="utf-8"?>
 <ds:datastoreItem xmlns:ds="http://schemas.openxmlformats.org/officeDocument/2006/customXml" ds:itemID="{CC30264F-B2EB-4BFC-87ED-CF5605AB3BBE}">
   <ds:schemaRefs>
     <ds:schemaRef ds:uri="http://schemas.openxmlformats.org/officeDocument/2006/bibliography"/>
@@ -17238,6 +17557,25 @@
 </ds:datastoreItem>
 </file>
 
+<file path=customXml/itemProps2.xml><?xml version="1.0" encoding="utf-8"?>
+<ds:datastoreItem xmlns:ds="http://schemas.openxmlformats.org/officeDocument/2006/customXml" ds:itemID="{02054C4A-B118-46AA-A9B8-83CA5630847C}"/>
+</file>
+
+<file path=customXml/itemProps3.xml><?xml version="1.0" encoding="utf-8"?>
+<ds:datastoreItem xmlns:ds="http://schemas.openxmlformats.org/officeDocument/2006/customXml" ds:itemID="{5BC72318-AF69-4028-A586-187BD9204241}">
+  <ds:schemaRefs>
+    <ds:schemaRef ds:uri="http://schemas.microsoft.com/office/2006/metadata/properties"/>
+    <ds:schemaRef ds:uri="http://schemas.microsoft.com/office/infopath/2007/PartnerControls"/>
+    <ds:schemaRef ds:uri="dc808d36-874f-4b27-aec2-2fd649817929"/>
+    <ds:schemaRef ds:uri="f2466082-b6bf-4153-98c3-3c41e85fda18"/>
+  </ds:schemaRefs>
+</ds:datastoreItem>
+</file>
+
 <file path=customXml/itemProps4.xml><?xml version="1.0" encoding="utf-8"?>
-<ds:datastoreItem xmlns:ds="http://schemas.openxmlformats.org/officeDocument/2006/customXml" ds:itemID="{3D995AA9-F544-49EF-A292-38ACB67C514A}"/>
+<ds:datastoreItem xmlns:ds="http://schemas.openxmlformats.org/officeDocument/2006/customXml" ds:itemID="{87C8DDC6-5CF6-4C21-ABD2-9431642C97D2}">
+  <ds:schemaRefs>
+    <ds:schemaRef ds:uri="http://schemas.microsoft.com/sharepoint/v3/contenttype/forms"/>
+  </ds:schemaRefs>
+</ds:datastoreItem>
 </file>